--- a/public/grc-rmf-training/rmf/SecureByDesign-rmf-Workbook.docx
+++ b/public/grc-rmf-training/rmf/SecureByDesign-rmf-Workbook.docx
@@ -136,7 +136,7 @@
           <w:sz w:val="21"/>
           <w:szCs w:val="21"/>
         </w:rPr>
-        <w:t xml:space="preserve">Take the network the Build the Network courses (1.1–1.19) create, the system shown in Inside the Network, through all seven steps of the Risk Management Framework (RMF) to an Authorization to Operate, following NIST SP 800-37 Revision 2 with the April 2016 Joint Special Access Program Implementation Guide (JSIG) mapped in. Each step pairs its lessons with the same task in the Authorization Workspace and its templates from the ATO Template Library: prepare and categorize the system, select and implement its controls, build the Body of Evidence, assess it and plan the fixes in a POA&amp;M, assemble the package for a decision, and keep the authorization current.</w:t>
+        <w:t xml:space="preserve">Take the network the Build the Network courses (1.1–1.19) create, the system shown in Inside the Network, through all seven steps of the Risk Management Framework (RMF) to an Authorization to Operate, following NIST SP 800-37 Revision 2 with the April 2016 Joint Special Access Program Implementation Guide (JSIG) mapped in. Each step pairs its lessons with the same task in the ATO Package Builder and its templates from the ATO Template Library: prepare and categorize the system, select and implement its controls, build the Body of Evidence, assess it and plan the fixes in a POA&amp;M, assemble the package for a decision, and keep the authorization current.</w:t>
       </w:r>
     </w:p>
     <w:p>
@@ -612,7 +612,7 @@
           <w:sz w:val="21"/>
           <w:szCs w:val="21"/>
         </w:rPr>
-        <w:t xml:space="preserve">Take the network the Build the Network courses (1.1–1.19) create, the system shown in Inside the Network, through all seven steps of the Risk Management Framework (RMF) to an Authorization to Operate, following NIST SP 800-37 Revision 2 with the April 2016 Joint Special Access Program Implementation Guide (JSIG) mapped in. Each step pairs its lessons with the same task in the Authorization Workspace and its templates from the ATO Template Library: prepare and categorize the system, select and implement its controls, build the Body of Evidence, assess it and plan the fixes in a POA&amp;M, assemble the package for a decision, and keep the authorization current.</w:t>
+        <w:t xml:space="preserve">Take the network the Build the Network courses (1.1–1.19) create, the system shown in Inside the Network, through all seven steps of the Risk Management Framework (RMF) to an Authorization to Operate, following NIST SP 800-37 Revision 2 with the April 2016 Joint Special Access Program Implementation Guide (JSIG) mapped in. Each step pairs its lessons with the same task in the ATO Package Builder and its templates from the ATO Template Library: prepare and categorize the system, select and implement its controls, build the Body of Evidence, assess it and plan the fixes in a POA&amp;M, assemble the package for a decision, and keep the authorization current.</w:t>
       </w:r>
     </w:p>
     <w:p>

--- a/public/grc-rmf-training/rmf/SecureByDesign-rmf-Workbook.docx
+++ b/public/grc-rmf-training/rmf/SecureByDesign-rmf-Workbook.docx
@@ -136,7 +136,7 @@
           <w:sz w:val="21"/>
           <w:szCs w:val="21"/>
         </w:rPr>
-        <w:t xml:space="preserve">Take the network the Build the Network courses (1.1–1.19) create, the system shown in Inside the Network, through all seven steps of the Risk Management Framework (RMF) to an Authorization to Operate, following NIST SP 800-37 Revision 2 with the April 2016 Joint Special Access Program Implementation Guide (JSIG) mapped in. Each step pairs its lessons with the same task in the ATO Package Builder and its templates from the ATO Template Library: prepare and categorize the system, select and implement its controls, build the Body of Evidence, assess it and plan the fixes in a POA&amp;M, assemble the package for a decision, and keep the authorization current.</w:t>
+        <w:t xml:space="preserve">Take the network the Build the Network courses (1.1–1.19) create, the system shown in the System Hub, through all seven steps of the Risk Management Framework (RMF) to an Authorization to Operate, following NIST SP 800-37 Revision 2 with the April 2016 Joint Special Access Program Implementation Guide (JSIG) mapped in. Each step pairs its lessons with the same task in the ATO Package Builder and its templates from the ATO Template Library: prepare and categorize the system, select and implement its controls, build the Body of Evidence, assess it and plan the fixes in a POA&amp;M, assemble the package for a decision, and keep the authorization current.</w:t>
       </w:r>
     </w:p>
     <w:p>
@@ -612,7 +612,7 @@
           <w:sz w:val="21"/>
           <w:szCs w:val="21"/>
         </w:rPr>
-        <w:t xml:space="preserve">Take the network the Build the Network courses (1.1–1.19) create, the system shown in Inside the Network, through all seven steps of the Risk Management Framework (RMF) to an Authorization to Operate, following NIST SP 800-37 Revision 2 with the April 2016 Joint Special Access Program Implementation Guide (JSIG) mapped in. Each step pairs its lessons with the same task in the ATO Package Builder and its templates from the ATO Template Library: prepare and categorize the system, select and implement its controls, build the Body of Evidence, assess it and plan the fixes in a POA&amp;M, assemble the package for a decision, and keep the authorization current.</w:t>
+        <w:t xml:space="preserve">Take the network the Build the Network courses (1.1–1.19) create, the system shown in the System Hub, through all seven steps of the Risk Management Framework (RMF) to an Authorization to Operate, following NIST SP 800-37 Revision 2 with the April 2016 Joint Special Access Program Implementation Guide (JSIG) mapped in. Each step pairs its lessons with the same task in the ATO Package Builder and its templates from the ATO Template Library: prepare and categorize the system, select and implement its controls, build the Body of Evidence, assess it and plan the fixes in a POA&amp;M, assemble the package for a decision, and keep the authorization current.</w:t>
       </w:r>
     </w:p>
     <w:p>
@@ -668,7 +668,7 @@
           <w:sz w:val="21"/>
           <w:szCs w:val="21"/>
         </w:rPr>
-        <w:t xml:space="preserve">Your Inside the Network build from Build the Network (courses 1.1–1.19), or the supplied sample records; the samples are enough to complete the course.</w:t>
+        <w:t xml:space="preserve">Your System Hub build from Build the Network (courses 1.1–1.19), or the supplied sample records; the samples are enough to complete the course.</w:t>
       </w:r>
     </w:p>
     <w:p>
@@ -743,7 +743,7 @@
           <w:sz w:val="21"/>
           <w:szCs w:val="21"/>
         </w:rPr>
-        <w:t xml:space="preserve">Prepare, categorize and select controls for the Inside the Network system, then implement them and prove each one with indexed evidence.</w:t>
+        <w:t xml:space="preserve">Prepare, categorize and select controls for the System Hub system, then implement them and prove each one with indexed evidence.</w:t>
       </w:r>
     </w:p>
     <w:p>
@@ -4694,7 +4694,7 @@
           <w:sz w:val="21"/>
           <w:szCs w:val="21"/>
         </w:rPr>
-        <w:t xml:space="preserve">Complete the scope record’s Prepare fields for the practice system: mission and stakeholders, assets and boundary, information types and life cycle, the early risk picture, and requirements and allocation. Check each information flow against the connection map in Inside the Network, which shows every permitted, pending, and denied rule for a system. Then fill in the registration record.</w:t>
+        <w:t xml:space="preserve">Complete the scope record’s Prepare fields for the practice system: mission and stakeholders, assets and boundary, information types and life cycle, the early risk picture, and requirements and allocation. Check each information flow against the connection map in the System Hub, which shows every permitted, pending, and denied rule for a system. Then fill in the registration record.</w:t>
       </w:r>
     </w:p>
     <w:p>
@@ -13186,7 +13186,7 @@
           <w:sz w:val="21"/>
           <w:szCs w:val="21"/>
         </w:rPr>
-        <w:t xml:space="preserve">Run the procedures in your approved plan and prepare a SAR excerpt. Include negative tests: run the six attempts in the Inside the Network attack drill, record each expected and observed result in the Operational verification column of the network traffic matrix, and cite the matrix in your SAR. Remediate one finding, reassess it, and update the SSP and the Risk Assessment Report (RAR) that course 2.1 drafted.</w:t>
+        <w:t xml:space="preserve">Run the procedures in your approved plan and prepare a SAR excerpt. Include negative tests: run the six attempts in the System Hub attack drill, record each expected and observed result in the Operational verification column of the network traffic matrix, and cite the matrix in your SAR. Remediate one finding, reassess it, and update the SSP and the Risk Assessment Report (RAR) that course 2.1 drafted.</w:t>
       </w:r>
     </w:p>
     <w:p>

--- a/public/grc-rmf-training/rmf/SecureByDesign-rmf-Workbook.docx
+++ b/public/grc-rmf-training/rmf/SecureByDesign-rmf-Workbook.docx
@@ -136,7 +136,7 @@
           <w:sz w:val="21"/>
           <w:szCs w:val="21"/>
         </w:rPr>
-        <w:t xml:space="preserve">Take the network the Build the Network courses (1.1–1.19) create, the system shown in Inside the Network, through all seven steps of the Risk Management Framework (RMF) to an Authorization to Operate, following NIST SP 800-37 Revision 2 with the April 2016 Joint Special Access Program Implementation Guide (JSIG) mapped in. Each step pairs its lessons with the same task in the Authorization Workspace and its templates from the ATO Template Library: prepare and categorize the system, select and implement its controls, build the Body of Evidence, assess it and plan the fixes in a POA&amp;M, assemble the package for a decision, and keep the authorization current.</w:t>
+        <w:t xml:space="preserve">Take the network the Build the Network courses (1.1–1.19) create, the system shown in the System Hub, through all seven steps of the Risk Management Framework (RMF) to an Authorization to Operate, following NIST SP 800-37 Revision 2 with the April 2016 Joint Special Access Program Implementation Guide (JSIG) mapped in. Each step pairs its lessons with the same task in the ATO Package Builder and its templates from the ATO Template Library: prepare and categorize the system, select and implement its controls, build the Body of Evidence, assess it and plan the fixes in a POA&amp;M, assemble the package for a decision, and keep the authorization current.</w:t>
       </w:r>
     </w:p>
     <w:p>
@@ -612,7 +612,7 @@
           <w:sz w:val="21"/>
           <w:szCs w:val="21"/>
         </w:rPr>
-        <w:t xml:space="preserve">Take the network the Build the Network courses (1.1–1.19) create, the system shown in Inside the Network, through all seven steps of the Risk Management Framework (RMF) to an Authorization to Operate, following NIST SP 800-37 Revision 2 with the April 2016 Joint Special Access Program Implementation Guide (JSIG) mapped in. Each step pairs its lessons with the same task in the Authorization Workspace and its templates from the ATO Template Library: prepare and categorize the system, select and implement its controls, build the Body of Evidence, assess it and plan the fixes in a POA&amp;M, assemble the package for a decision, and keep the authorization current.</w:t>
+        <w:t xml:space="preserve">Take the network the Build the Network courses (1.1–1.19) create, the system shown in the System Hub, through all seven steps of the Risk Management Framework (RMF) to an Authorization to Operate, following NIST SP 800-37 Revision 2 with the April 2016 Joint Special Access Program Implementation Guide (JSIG) mapped in. Each step pairs its lessons with the same task in the ATO Package Builder and its templates from the ATO Template Library: prepare and categorize the system, select and implement its controls, build the Body of Evidence, assess it and plan the fixes in a POA&amp;M, assemble the package for a decision, and keep the authorization current.</w:t>
       </w:r>
     </w:p>
     <w:p>
@@ -668,7 +668,7 @@
           <w:sz w:val="21"/>
           <w:szCs w:val="21"/>
         </w:rPr>
-        <w:t xml:space="preserve">Your Inside the Network build from Build the Network (courses 1.1–1.19), or the supplied sample records; the samples are enough to complete the course.</w:t>
+        <w:t xml:space="preserve">Your System Hub build from Build the Network (courses 1.1–1.19), or the supplied sample records; the samples are enough to complete the course.</w:t>
       </w:r>
     </w:p>
     <w:p>
@@ -743,7 +743,7 @@
           <w:sz w:val="21"/>
           <w:szCs w:val="21"/>
         </w:rPr>
-        <w:t xml:space="preserve">Prepare, categorize and select controls for the Inside the Network system, then implement them and prove each one with indexed evidence.</w:t>
+        <w:t xml:space="preserve">Prepare, categorize and select controls for the System Hub system, then implement them and prove each one with indexed evidence.</w:t>
       </w:r>
     </w:p>
     <w:p>
@@ -4694,7 +4694,7 @@
           <w:sz w:val="21"/>
           <w:szCs w:val="21"/>
         </w:rPr>
-        <w:t xml:space="preserve">Complete the scope record’s Prepare fields for the practice system: mission and stakeholders, assets and boundary, information types and life cycle, the early risk picture, and requirements and allocation. Check each information flow against the connection map in Inside the Network, which shows every permitted, pending, and denied rule for a system. Then fill in the registration record.</w:t>
+        <w:t xml:space="preserve">Complete the scope record’s Prepare fields for the practice system: mission and stakeholders, assets and boundary, information types and life cycle, the early risk picture, and requirements and allocation. Check each information flow against the connection map in the System Hub, which shows every permitted, pending, and denied rule for a system. Then fill in the registration record.</w:t>
       </w:r>
     </w:p>
     <w:p>
@@ -13186,7 +13186,7 @@
           <w:sz w:val="21"/>
           <w:szCs w:val="21"/>
         </w:rPr>
-        <w:t xml:space="preserve">Run the procedures in your approved plan and prepare a SAR excerpt. Include negative tests: run the six attempts in the Inside the Network attack drill, record each expected and observed result in the Operational verification column of the network traffic matrix, and cite the matrix in your SAR. Remediate one finding, reassess it, and update the SSP and the Risk Assessment Report (RAR) that course 2.1 drafted.</w:t>
+        <w:t xml:space="preserve">Run the procedures in your approved plan and prepare a SAR excerpt. Include negative tests: run the six attempts in the System Hub attack drill, record each expected and observed result in the Operational verification column of the network traffic matrix, and cite the matrix in your SAR. Remediate one finding, reassess it, and update the SSP and the Risk Assessment Report (RAR) that course 2.1 drafted.</w:t>
       </w:r>
     </w:p>
     <w:p>

--- a/public/grc-rmf-training/rmf/SecureByDesign-rmf-Workbook.docx
+++ b/public/grc-rmf-training/rmf/SecureByDesign-rmf-Workbook.docx
@@ -150,7 +150,7 @@
           <w:sz w:val="16"/>
           <w:szCs w:val="16"/>
         </w:rPr>
-        <w:t xml:space="preserve">MATERIALS EDITION 2.0    /    COURSE 2.1</w:t>
+        <w:t xml:space="preserve">MATERIALS EDITION 2.1    /    COURSE 2.1</w:t>
       </w:r>
     </w:p>
     <w:p>
@@ -164,7 +164,7 @@
           <w:sz w:val="16"/>
           <w:szCs w:val="16"/>
         </w:rPr>
-        <w:t xml:space="preserve">Updated 15 October 2026  ·  sbd-rmf</w:t>
+        <w:t xml:space="preserve">Updated 18 October 2026  ·  sbd-rmf</w:t>
       </w:r>
     </w:p>
     <w:p>
@@ -20494,7 +20494,7 @@
           <w:sz w:val="21"/>
           <w:szCs w:val="21"/>
         </w:rPr>
-        <w:t xml:space="preserve">Blank starters for the practice artifacts this course produces. Fill them from your own system. The interactive course shows a completed fictional example of each, and the training materials download includes each one as Markdown (and CSV for tables).</w:t>
+        <w:t xml:space="preserve">Blank starters for the practice artifacts this course produces. Fill them from your own system. The interactive course shows a completed fictional example of each.</w:t>
       </w:r>
     </w:p>
     <w:p>
@@ -30962,7 +30962,7 @@
         <w:sz w:val="15"/>
         <w:szCs w:val="15"/>
       </w:rPr>
-      <w:t xml:space="preserve">© 2026 Secure By Design Team LLC.   Course 2.1 · Materials edition 2.0     </w:t>
+      <w:t xml:space="preserve">© 2026 Secure By Design Team LLC.   Course 2.1 · Materials edition 2.1     </w:t>
     </w:r>
     <w:r>
       <w:rPr>

--- a/public/grc-rmf-training/rmf/SecureByDesign-rmf-Workbook.docx
+++ b/public/grc-rmf-training/rmf/SecureByDesign-rmf-Workbook.docx
@@ -150,7 +150,7 @@
           <w:sz w:val="16"/>
           <w:szCs w:val="16"/>
         </w:rPr>
-        <w:t xml:space="preserve">MATERIALS EDITION 2.1    /    COURSE 2.1</w:t>
+        <w:t xml:space="preserve">MATERIALS EDITION 2.2    /    COURSE 2.1</w:t>
       </w:r>
     </w:p>
     <w:p>
@@ -164,7 +164,7 @@
           <w:sz w:val="16"/>
           <w:szCs w:val="16"/>
         </w:rPr>
-        <w:t xml:space="preserve">Updated 18 October 2026  ·  sbd-rmf</w:t>
+        <w:t xml:space="preserve">Updated 20 October 2026  ·  sbd-rmf</w:t>
       </w:r>
     </w:p>
     <w:p>
@@ -15553,7 +15553,7 @@
           <w:sz w:val="21"/>
           <w:szCs w:val="21"/>
         </w:rPr>
-        <w:t xml:space="preserve">Follow the authority’s system of record, required reviews, signatures, and submission steps. In the Enterprise Mission Assurance Support Service (eMASS) or another tool, the records still need the same substance.</w:t>
+        <w:t xml:space="preserve">Follow the authority’s system of record, required reviews, signatures, and submission steps. Whatever tool the authority uses, the records still need the same substance.</w:t>
       </w:r>
     </w:p>
     <w:p>
@@ -15794,7 +15794,7 @@
           <w:sz w:val="21"/>
           <w:szCs w:val="21"/>
         </w:rPr>
-        <w:t xml:space="preserve">Reconcile control identifiers, asset counts, findings, dates, and status across the SSP, SCTM, RAR, SAR, and POA&amp;M, and explain each difference you keep. Walk the package through a generic eMASS-style submission using training data.</w:t>
+        <w:t xml:space="preserve">Reconcile control identifiers, asset counts, findings, dates, and status across the SSP, SCTM, RAR, SAR, and POA&amp;M, and explain each difference you keep. Walk the package through a generic submission workflow using training data.</w:t>
       </w:r>
     </w:p>
     <w:p>
@@ -30962,7 +30962,7 @@
         <w:sz w:val="15"/>
         <w:szCs w:val="15"/>
       </w:rPr>
-      <w:t xml:space="preserve">© 2026 Secure By Design Team LLC.   Course 2.1 · Materials edition 2.1     </w:t>
+      <w:t xml:space="preserve">© 2026 Secure By Design Team LLC.   Course 2.1 · Materials edition 2.2     </w:t>
     </w:r>
     <w:r>
       <w:rPr>

--- a/public/grc-rmf-training/rmf/SecureByDesign-rmf-Workbook.docx
+++ b/public/grc-rmf-training/rmf/SecureByDesign-rmf-Workbook.docx
@@ -136,7 +136,7 @@
           <w:sz w:val="21"/>
           <w:szCs w:val="21"/>
         </w:rPr>
-        <w:t xml:space="preserve">Take the network the Build the Network courses (1.1–1.19) create, the system shown in the System Hub, through all seven steps of the Risk Management Framework (RMF) to an Authorization to Operate, following NIST SP 800-37 Revision 2 with the April 2016 Joint Special Access Program Implementation Guide (JSIG) mapped in. Each step pairs its lessons with the same task in the ATO Package Builder and its templates from the ATO Template Library: prepare and categorize the system, select and implement its controls, build the Body of Evidence, assess it and plan the fixes in a POA&amp;M, assemble the package for a decision, and keep the authorization current.</w:t>
+        <w:t xml:space="preserve">Take the network the Build the Network courses (1.1–1.12) create, the system shown in the System Hub, through all seven steps of the Risk Management Framework (RMF) to an Authorization to Operate, following NIST SP 800-37 Revision 2 with the April 2016 Joint Special Access Program Implementation Guide (JSIG) mapped in. Each step pairs its lessons with the same task in the ATO Package Builder and its templates from the ATO Template Library: prepare and categorize the system, select and implement its controls, build the Body of Evidence, assess it and plan the fixes in a POA&amp;M, assemble the package for a decision, and keep the authorization current.</w:t>
       </w:r>
     </w:p>
     <w:p>
@@ -612,7 +612,7 @@
           <w:sz w:val="21"/>
           <w:szCs w:val="21"/>
         </w:rPr>
-        <w:t xml:space="preserve">Take the network the Build the Network courses (1.1–1.19) create, the system shown in the System Hub, through all seven steps of the Risk Management Framework (RMF) to an Authorization to Operate, following NIST SP 800-37 Revision 2 with the April 2016 Joint Special Access Program Implementation Guide (JSIG) mapped in. Each step pairs its lessons with the same task in the ATO Package Builder and its templates from the ATO Template Library: prepare and categorize the system, select and implement its controls, build the Body of Evidence, assess it and plan the fixes in a POA&amp;M, assemble the package for a decision, and keep the authorization current.</w:t>
+        <w:t xml:space="preserve">Take the network the Build the Network courses (1.1–1.12) create, the system shown in the System Hub, through all seven steps of the Risk Management Framework (RMF) to an Authorization to Operate, following NIST SP 800-37 Revision 2 with the April 2016 Joint Special Access Program Implementation Guide (JSIG) mapped in. Each step pairs its lessons with the same task in the ATO Package Builder and its templates from the ATO Template Library: prepare and categorize the system, select and implement its controls, build the Body of Evidence, assess it and plan the fixes in a POA&amp;M, assemble the package for a decision, and keep the authorization current.</w:t>
       </w:r>
     </w:p>
     <w:p>
@@ -10487,7 +10487,7 @@
           <w:sz w:val="21"/>
           <w:szCs w:val="21"/>
         </w:rPr>
-        <w:t xml:space="preserve">Collect configuration exports, reviewed STIG checklists, SCAP Compliance Checker results with their coverage, log review records, and the course 1.19 restore record, or equivalent supplied training records. Start the master evidence index, and correct the SSP and SCTM wherever the evidence shows the system differs from the plan.</w:t>
+        <w:t xml:space="preserve">Collect configuration exports, reviewed STIG checklists, SCAP Compliance Checker results with their coverage, log review records, and the course 1.12 restore record, or equivalent supplied training records. Start the master evidence index, and correct the SSP and SCTM wherever the evidence shows the system differs from the plan.</w:t>
       </w:r>
     </w:p>
     <w:p>
@@ -11028,7 +11028,7 @@
           <w:sz w:val="20"/>
           <w:szCs w:val="20"/>
         </w:rPr>
-        <w:t xml:space="preserve">Proof comes from the systems themselves: SCAP Compliance Checker results and STIG checklists from the administration seats, log review records from SBD-SPLUNK01, and the course 1.19 restore record.</w:t>
+        <w:t xml:space="preserve">Proof comes from the systems themselves: SCAP Compliance Checker results and STIG checklists from the administration seats, log review records from SBD-SPLUNK01, and the course 1.12 restore record.</w:t>
       </w:r>
     </w:p>
     <w:p>
@@ -18660,7 +18660,7 @@
           <w:sz w:val="21"/>
           <w:szCs w:val="21"/>
         </w:rPr>
-        <w:t xml:space="preserve">New software and a changed flow: configuration (CM-6, a SCAP Compliance Checker rescan), the vendor’s update path (SI-2), its events (AU-2, AU-12), and the course 1.19 recovery set (CP-9).</w:t>
+        <w:t xml:space="preserve">New software and a changed flow: configuration (CM-6, a SCAP Compliance Checker rescan), the vendor’s update path (SI-2), its events (AU-2, AU-12), and the course 1.12 recovery set (CP-9).</w:t>
       </w:r>
     </w:p>
     <w:p>
@@ -19638,7 +19638,7 @@
           <w:sz w:val="21"/>
           <w:szCs w:val="21"/>
         </w:rPr>
-        <w:t xml:space="preserve">Use the logging trail in the Body of Evidence as the model: FND-001, SBD-MGMT01 missing from verified audit collection. Add a second finding from the rest of the scope. RA-5 is a good candidate: the SCAP Compliance Checker and Security Technical Implementation Guide (STIG) results cover configuration, but the network has no credentialed vulnerability scanning, so record that as a gap or limitation, never as a passed test. CM-6, SI-2 (SBD-WSUS01 and SBD-REPO01), and CP-9 (the course 1.19 restore record) offer others. Only the AO can accept risk (CA-6).</w:t>
+        <w:t xml:space="preserve">Use the logging trail in the Body of Evidence as the model: FND-001, SBD-MGMT01 missing from verified audit collection. Add a second finding from the rest of the scope. RA-5 is a good candidate: the SCAP Compliance Checker and Security Technical Implementation Guide (STIG) results cover configuration, but the network has no credentialed vulnerability scanning, so record that as a gap or limitation, never as a passed test. CM-6, SI-2 (SBD-WSUS01 and SBD-REPO01), and CP-9 (the course 1.12 restore record) offer others. Only the AO can accept risk (CA-6).</w:t>
       </w:r>
     </w:p>
     <w:p>
